--- a/downloads/teacher/04 Units/Unit 01 - Nutrition and Wellness - Kitchen Skills and Smart Eating/Lesson 01.14 - Planning a Meal for a Family.docx
+++ b/downloads/teacher/04 Units/Unit 01 - Nutrition and Wellness - Kitchen Skills and Smart Eating/Lesson 01.14 - Planning a Meal for a Family.docx
@@ -242,23 +242,41 @@
       <w:r>
         <w:t xml:space="preserve">By the end of this lesson, students will be able to:</w:t>
       </w:r>
-      <w:r>
-        <w:t xml:space="preserve"> </w:t>
-      </w:r>
-      <w:r>
-        <w:t xml:space="preserve">1. (Low) Given the Meal Planning Grid, list the six things a family meal has to do (nutrition, likes and dislikes, allergies and food rules, time, cost, pantry).</w:t>
-      </w:r>
-      <w:r>
-        <w:t xml:space="preserve"> </w:t>
-      </w:r>
-      <w:r>
-        <w:t xml:space="preserve">2. (Mid) Given a family card, plan one dinner on the grid that covers at least four MyPlate groups and honors every rule on the card.</w:t>
-      </w:r>
-      <w:r>
-        <w:t xml:space="preserve"> </w:t>
-      </w:r>
-      <w:r>
-        <w:t xml:space="preserve">3. (High) Compare the team’s dinner to another team’s for the same family and justify in writing which one fits the family better and why.</w:t>
+    </w:p>
+    <w:p>
+      <w:pPr>
+        <w:numPr>
+          <w:ilvl w:val="0"/>
+          <w:numId w:val="1002"/>
+        </w:numPr>
+        <w:pStyle w:val="Compact"/>
+      </w:pPr>
+      <w:r>
+        <w:t xml:space="preserve">(Low) Given the Meal Planning Grid, list the six things a family meal has to do (nutrition, likes and dislikes, allergies and food rules, time, cost, pantry).</w:t>
+      </w:r>
+    </w:p>
+    <w:p>
+      <w:pPr>
+        <w:numPr>
+          <w:ilvl w:val="0"/>
+          <w:numId w:val="1002"/>
+        </w:numPr>
+        <w:pStyle w:val="Compact"/>
+      </w:pPr>
+      <w:r>
+        <w:t xml:space="preserve">(Mid) Given a family card, plan one dinner on the grid that covers at least four MyPlate groups and honors every rule on the card.</w:t>
+      </w:r>
+    </w:p>
+    <w:p>
+      <w:pPr>
+        <w:numPr>
+          <w:ilvl w:val="0"/>
+          <w:numId w:val="1002"/>
+        </w:numPr>
+        <w:pStyle w:val="Compact"/>
+      </w:pPr>
+      <w:r>
+        <w:t xml:space="preserve">(High) Compare the team’s dinner to another team’s for the same family and justify in writing which one fits the family better and why.</w:t>
       </w:r>
     </w:p>
     <w:p>
@@ -299,7 +317,7 @@
       <w:pPr>
         <w:numPr>
           <w:ilvl w:val="0"/>
-          <w:numId w:val="1002"/>
+          <w:numId w:val="1003"/>
         </w:numPr>
         <w:pStyle w:val="Compact"/>
       </w:pPr>
@@ -326,7 +344,7 @@
       <w:pPr>
         <w:numPr>
           <w:ilvl w:val="0"/>
-          <w:numId w:val="1002"/>
+          <w:numId w:val="1003"/>
         </w:numPr>
         <w:pStyle w:val="Compact"/>
       </w:pPr>
@@ -338,7 +356,7 @@
       <w:pPr>
         <w:numPr>
           <w:ilvl w:val="0"/>
-          <w:numId w:val="1002"/>
+          <w:numId w:val="1003"/>
         </w:numPr>
         <w:pStyle w:val="Compact"/>
       </w:pPr>
@@ -350,7 +368,7 @@
       <w:pPr>
         <w:numPr>
           <w:ilvl w:val="0"/>
-          <w:numId w:val="1002"/>
+          <w:numId w:val="1003"/>
         </w:numPr>
         <w:pStyle w:val="Compact"/>
       </w:pPr>
@@ -377,7 +395,7 @@
       <w:pPr>
         <w:numPr>
           <w:ilvl w:val="0"/>
-          <w:numId w:val="1002"/>
+          <w:numId w:val="1003"/>
         </w:numPr>
         <w:pStyle w:val="Compact"/>
       </w:pPr>
@@ -389,7 +407,7 @@
       <w:pPr>
         <w:numPr>
           <w:ilvl w:val="0"/>
-          <w:numId w:val="1002"/>
+          <w:numId w:val="1003"/>
         </w:numPr>
         <w:pStyle w:val="Compact"/>
       </w:pPr>
@@ -861,23 +879,41 @@
       <w:r>
         <w:t xml:space="preserve">Monitor understanding:</w:t>
       </w:r>
-      <w:r>
-        <w:t xml:space="preserve"> </w:t>
-      </w:r>
-      <w:r>
-        <w:t xml:space="preserve">- Which of the six jobs does this card make the hardest? Why?</w:t>
-      </w:r>
-      <w:r>
-        <w:t xml:space="preserve"> </w:t>
-      </w:r>
-      <w:r>
-        <w:t xml:space="preserve">- Your dinner has a grain, a protein, and a dairy. What is missing from the plate?</w:t>
-      </w:r>
-      <w:r>
-        <w:t xml:space="preserve"> </w:t>
-      </w:r>
-      <w:r>
-        <w:t xml:space="preserve">- Is</w:t>
+    </w:p>
+    <w:p>
+      <w:pPr>
+        <w:numPr>
+          <w:ilvl w:val="0"/>
+          <w:numId w:val="1004"/>
+        </w:numPr>
+        <w:pStyle w:val="Compact"/>
+      </w:pPr>
+      <w:r>
+        <w:t xml:space="preserve">Which of the six jobs does this card make the hardest? Why?</w:t>
+      </w:r>
+    </w:p>
+    <w:p>
+      <w:pPr>
+        <w:numPr>
+          <w:ilvl w:val="0"/>
+          <w:numId w:val="1004"/>
+        </w:numPr>
+        <w:pStyle w:val="Compact"/>
+      </w:pPr>
+      <w:r>
+        <w:t xml:space="preserve">Your dinner has a grain, a protein, and a dairy. What is missing from the plate?</w:t>
+      </w:r>
+    </w:p>
+    <w:p>
+      <w:pPr>
+        <w:numPr>
+          <w:ilvl w:val="0"/>
+          <w:numId w:val="1004"/>
+        </w:numPr>
+        <w:pStyle w:val="Compact"/>
+      </w:pPr>
+      <w:r>
+        <w:t xml:space="preserve">Is</w:t>
       </w:r>
       <w:r>
         <w:t xml:space="preserve"> </w:t>
@@ -900,28 +936,46 @@
     </w:p>
     <w:p>
       <w:pPr>
-        <w:pStyle w:val="BodyText"/>
+        <w:pStyle w:val="FirstParagraph"/>
       </w:pPr>
       <w:r>
         <w:t xml:space="preserve">Deepen learning:</w:t>
       </w:r>
-      <w:r>
-        <w:t xml:space="preserve"> </w:t>
-      </w:r>
-      <w:r>
-        <w:t xml:space="preserve">- If a family has $40 and 30 minutes, which one do you give up first when you cannot have both, and why?</w:t>
-      </w:r>
-      <w:r>
-        <w:t xml:space="preserve"> </w:t>
-      </w:r>
-      <w:r>
-        <w:t xml:space="preserve">- Why does using what is already in the pantry matter for cost? What happens to food nobody planned to use?</w:t>
-      </w:r>
-      <w:r>
-        <w:t xml:space="preserve"> </w:t>
-      </w:r>
-      <w:r>
-        <w:t xml:space="preserve">- Who plans meals in your house? What would change if you did it for a week?</w:t>
+    </w:p>
+    <w:p>
+      <w:pPr>
+        <w:numPr>
+          <w:ilvl w:val="0"/>
+          <w:numId w:val="1005"/>
+        </w:numPr>
+        <w:pStyle w:val="Compact"/>
+      </w:pPr>
+      <w:r>
+        <w:t xml:space="preserve">If a family has $40 and 30 minutes, which one do you give up first when you cannot have both, and why?</w:t>
+      </w:r>
+    </w:p>
+    <w:p>
+      <w:pPr>
+        <w:numPr>
+          <w:ilvl w:val="0"/>
+          <w:numId w:val="1005"/>
+        </w:numPr>
+        <w:pStyle w:val="Compact"/>
+      </w:pPr>
+      <w:r>
+        <w:t xml:space="preserve">Why does using what is already in the pantry matter for cost? What happens to food nobody planned to use?</w:t>
+      </w:r>
+    </w:p>
+    <w:p>
+      <w:pPr>
+        <w:numPr>
+          <w:ilvl w:val="0"/>
+          <w:numId w:val="1005"/>
+        </w:numPr>
+        <w:pStyle w:val="Compact"/>
+      </w:pPr>
+      <w:r>
+        <w:t xml:space="preserve">Who plans meals in your house? What would change if you did it for a week?</w:t>
       </w:r>
     </w:p>
     <w:p>
@@ -1085,7 +1139,7 @@
       <w:pPr>
         <w:numPr>
           <w:ilvl w:val="0"/>
-          <w:numId w:val="1003"/>
+          <w:numId w:val="1006"/>
         </w:numPr>
         <w:pStyle w:val="Compact"/>
       </w:pPr>
@@ -1129,7 +1183,7 @@
       <w:pPr>
         <w:numPr>
           <w:ilvl w:val="0"/>
-          <w:numId w:val="1003"/>
+          <w:numId w:val="1006"/>
         </w:numPr>
         <w:pStyle w:val="Compact"/>
       </w:pPr>
@@ -1141,7 +1195,7 @@
       <w:pPr>
         <w:numPr>
           <w:ilvl w:val="0"/>
-          <w:numId w:val="1003"/>
+          <w:numId w:val="1006"/>
         </w:numPr>
         <w:pStyle w:val="Compact"/>
       </w:pPr>
@@ -1153,7 +1207,7 @@
       <w:pPr>
         <w:numPr>
           <w:ilvl w:val="0"/>
-          <w:numId w:val="1003"/>
+          <w:numId w:val="1006"/>
         </w:numPr>
         <w:pStyle w:val="Compact"/>
       </w:pPr>
@@ -1165,7 +1219,7 @@
       <w:pPr>
         <w:numPr>
           <w:ilvl w:val="0"/>
-          <w:numId w:val="1003"/>
+          <w:numId w:val="1006"/>
         </w:numPr>
         <w:pStyle w:val="Compact"/>
       </w:pPr>
@@ -1177,7 +1231,7 @@
       <w:pPr>
         <w:numPr>
           <w:ilvl w:val="0"/>
-          <w:numId w:val="1003"/>
+          <w:numId w:val="1006"/>
         </w:numPr>
         <w:pStyle w:val="Compact"/>
       </w:pPr>
@@ -1477,7 +1531,7 @@
       <w:pPr>
         <w:numPr>
           <w:ilvl w:val="0"/>
-          <w:numId w:val="1004"/>
+          <w:numId w:val="1007"/>
         </w:numPr>
         <w:pStyle w:val="Compact"/>
       </w:pPr>
@@ -1501,7 +1555,7 @@
       <w:pPr>
         <w:numPr>
           <w:ilvl w:val="0"/>
-          <w:numId w:val="1004"/>
+          <w:numId w:val="1007"/>
         </w:numPr>
         <w:pStyle w:val="Compact"/>
       </w:pPr>
@@ -1513,7 +1567,7 @@
       <w:pPr>
         <w:numPr>
           <w:ilvl w:val="0"/>
-          <w:numId w:val="1004"/>
+          <w:numId w:val="1007"/>
         </w:numPr>
         <w:pStyle w:val="Compact"/>
       </w:pPr>
@@ -1537,7 +1591,7 @@
       <w:pPr>
         <w:numPr>
           <w:ilvl w:val="0"/>
-          <w:numId w:val="1004"/>
+          <w:numId w:val="1007"/>
         </w:numPr>
         <w:pStyle w:val="Compact"/>
       </w:pPr>
@@ -1561,7 +1615,7 @@
       <w:pPr>
         <w:numPr>
           <w:ilvl w:val="0"/>
-          <w:numId w:val="1004"/>
+          <w:numId w:val="1007"/>
         </w:numPr>
         <w:pStyle w:val="Compact"/>
       </w:pPr>
@@ -1585,7 +1639,7 @@
       <w:pPr>
         <w:numPr>
           <w:ilvl w:val="0"/>
-          <w:numId w:val="1004"/>
+          <w:numId w:val="1007"/>
         </w:numPr>
         <w:pStyle w:val="Compact"/>
       </w:pPr>
@@ -1634,7 +1688,7 @@
       <w:pPr>
         <w:numPr>
           <w:ilvl w:val="0"/>
-          <w:numId w:val="1005"/>
+          <w:numId w:val="1008"/>
         </w:numPr>
         <w:pStyle w:val="Compact"/>
       </w:pPr>
@@ -1646,7 +1700,7 @@
       <w:pPr>
         <w:numPr>
           <w:ilvl w:val="0"/>
-          <w:numId w:val="1005"/>
+          <w:numId w:val="1008"/>
         </w:numPr>
         <w:pStyle w:val="Compact"/>
       </w:pPr>
@@ -1676,7 +1730,7 @@
       <w:pPr>
         <w:numPr>
           <w:ilvl w:val="0"/>
-          <w:numId w:val="1005"/>
+          <w:numId w:val="1008"/>
         </w:numPr>
         <w:pStyle w:val="Compact"/>
       </w:pPr>
@@ -1688,7 +1742,7 @@
       <w:pPr>
         <w:numPr>
           <w:ilvl w:val="0"/>
-          <w:numId w:val="1005"/>
+          <w:numId w:val="1008"/>
         </w:numPr>
         <w:pStyle w:val="Compact"/>
       </w:pPr>
@@ -1700,7 +1754,7 @@
       <w:pPr>
         <w:numPr>
           <w:ilvl w:val="0"/>
-          <w:numId w:val="1005"/>
+          <w:numId w:val="1008"/>
         </w:numPr>
         <w:pStyle w:val="Compact"/>
       </w:pPr>
@@ -1996,6 +2050,118 @@
       </w:pPr>
     </w:lvl>
   </w:abstractNum>
+  <w:abstractNum w:abstractNumId="99411">
+    <w:nsid w:val="71315dca"/>
+    <w:multiLevelType w:val="multilevel"/>
+    <w:lvl w:ilvl="0">
+      <w:start w:val="1"/>
+      <w:numFmt w:val="decimal"/>
+      <w:lvlText w:val="%1."/>
+      <w:lvlJc w:val="left"/>
+      <w:pPr>
+        <w:tabs>
+          <w:tab w:val="num" w:pos="0"/>
+        </w:tabs>
+        <w:ind w:left="480" w:hanging="480"/>
+      </w:pPr>
+    </w:lvl>
+    <w:lvl w:ilvl="1">
+      <w:start w:val="1"/>
+      <w:numFmt w:val="decimal"/>
+      <w:lvlText w:val="%2."/>
+      <w:lvlJc w:val="left"/>
+      <w:pPr>
+        <w:tabs>
+          <w:tab w:val="num" w:pos="720"/>
+        </w:tabs>
+        <w:ind w:left="1200" w:hanging="480"/>
+      </w:pPr>
+    </w:lvl>
+    <w:lvl w:ilvl="2">
+      <w:start w:val="1"/>
+      <w:numFmt w:val="decimal"/>
+      <w:lvlText w:val="%3."/>
+      <w:lvlJc w:val="left"/>
+      <w:pPr>
+        <w:tabs>
+          <w:tab w:val="num" w:pos="1440"/>
+        </w:tabs>
+        <w:ind w:left="1920" w:hanging="480"/>
+      </w:pPr>
+    </w:lvl>
+    <w:lvl w:ilvl="3">
+      <w:start w:val="1"/>
+      <w:numFmt w:val="decimal"/>
+      <w:lvlText w:val="%4."/>
+      <w:lvlJc w:val="left"/>
+      <w:pPr>
+        <w:tabs>
+          <w:tab w:val="num" w:pos="2160"/>
+        </w:tabs>
+        <w:ind w:left="2640" w:hanging="480"/>
+      </w:pPr>
+    </w:lvl>
+    <w:lvl w:ilvl="4">
+      <w:start w:val="1"/>
+      <w:numFmt w:val="decimal"/>
+      <w:lvlText w:val="%5."/>
+      <w:lvlJc w:val="left"/>
+      <w:pPr>
+        <w:tabs>
+          <w:tab w:val="num" w:pos="2880"/>
+        </w:tabs>
+        <w:ind w:left="3360" w:hanging="480"/>
+      </w:pPr>
+    </w:lvl>
+    <w:lvl w:ilvl="5">
+      <w:start w:val="1"/>
+      <w:numFmt w:val="decimal"/>
+      <w:lvlText w:val="%6."/>
+      <w:lvlJc w:val="left"/>
+      <w:pPr>
+        <w:tabs>
+          <w:tab w:val="num" w:pos="3600"/>
+        </w:tabs>
+        <w:ind w:left="4080" w:hanging="480"/>
+      </w:pPr>
+    </w:lvl>
+    <w:lvl w:ilvl="6">
+      <w:start w:val="1"/>
+      <w:numFmt w:val="decimal"/>
+      <w:lvlText w:val="%7."/>
+      <w:lvlJc w:val="left"/>
+      <w:pPr>
+        <w:tabs>
+          <w:tab w:val="num" w:pos="4320"/>
+        </w:tabs>
+        <w:ind w:left="4800" w:hanging="480"/>
+      </w:pPr>
+    </w:lvl>
+    <w:lvl w:ilvl="7">
+      <w:start w:val="1"/>
+      <w:numFmt w:val="decimal"/>
+      <w:lvlText w:val="%8."/>
+      <w:lvlJc w:val="left"/>
+      <w:pPr>
+        <w:tabs>
+          <w:tab w:val="num" w:pos="5040"/>
+        </w:tabs>
+        <w:ind w:left="5520" w:hanging="480"/>
+      </w:pPr>
+    </w:lvl>
+    <w:lvl w:ilvl="8">
+      <w:start w:val="1"/>
+      <w:numFmt w:val="decimal"/>
+      <w:lvlText w:val="%9."/>
+      <w:lvlJc w:val="left"/>
+      <w:pPr>
+        <w:tabs>
+          <w:tab w:val="num" w:pos="5760"/>
+        </w:tabs>
+        <w:ind w:left="6240" w:hanging="480"/>
+      </w:pPr>
+    </w:lvl>
+  </w:abstractNum>
   <w:num w:numId="1000">
     <w:abstractNumId w:val="990"/>
   </w:num>
@@ -2003,7 +2169,34 @@
     <w:abstractNumId w:val="991"/>
   </w:num>
   <w:num w:numId="1002">
-    <w:abstractNumId w:val="991"/>
+    <w:abstractNumId w:val="99411"/>
+    <w:lvlOverride w:ilvl="0">
+      <w:startOverride w:val="1"/>
+    </w:lvlOverride>
+    <w:lvlOverride w:ilvl="1">
+      <w:startOverride w:val="1"/>
+    </w:lvlOverride>
+    <w:lvlOverride w:ilvl="2">
+      <w:startOverride w:val="1"/>
+    </w:lvlOverride>
+    <w:lvlOverride w:ilvl="3">
+      <w:startOverride w:val="1"/>
+    </w:lvlOverride>
+    <w:lvlOverride w:ilvl="4">
+      <w:startOverride w:val="1"/>
+    </w:lvlOverride>
+    <w:lvlOverride w:ilvl="5">
+      <w:startOverride w:val="1"/>
+    </w:lvlOverride>
+    <w:lvlOverride w:ilvl="6">
+      <w:startOverride w:val="1"/>
+    </w:lvlOverride>
+    <w:lvlOverride w:ilvl="7">
+      <w:startOverride w:val="1"/>
+    </w:lvlOverride>
+    <w:lvlOverride w:ilvl="8">
+      <w:startOverride w:val="1"/>
+    </w:lvlOverride>
   </w:num>
   <w:num w:numId="1003">
     <w:abstractNumId w:val="991"/>
@@ -2012,6 +2205,15 @@
     <w:abstractNumId w:val="991"/>
   </w:num>
   <w:num w:numId="1005">
+    <w:abstractNumId w:val="991"/>
+  </w:num>
+  <w:num w:numId="1006">
+    <w:abstractNumId w:val="991"/>
+  </w:num>
+  <w:num w:numId="1007">
+    <w:abstractNumId w:val="991"/>
+  </w:num>
+  <w:num w:numId="1008">
     <w:abstractNumId w:val="991"/>
   </w:num>
 </w:numbering>

--- a/downloads/teacher/04 Units/Unit 01 - Nutrition and Wellness - Kitchen Skills and Smart Eating/Lesson 01.14 - Planning a Meal for a Family.docx
+++ b/downloads/teacher/04 Units/Unit 01 - Nutrition and Wellness - Kitchen Skills and Smart Eating/Lesson 01.14 - Planning a Meal for a Family.docx
@@ -1478,7 +1478,7 @@
         <w:pStyle w:val="BodyText"/>
       </w:pPr>
       <w:r>
-        <w:t xml:space="preserve">Objectives 2 and 3 are assessed summatively through the project plan (Rubric 01, criterion 1 and 2) and on the Unit 1 test (planning items).</w:t>
+        <w:t xml:space="preserve">Objectives 2 and 3 are assessed summatively through the project plan (Rubric 01, criteria 1 and 2) and on the Unit 1 test (planning items).</w:t>
       </w:r>
     </w:p>
     <w:p>
@@ -1644,7 +1644,7 @@
         <w:pStyle w:val="Compact"/>
       </w:pPr>
       <w:r>
-        <w:t xml:space="preserve">Sal’s own materials: the</w:t>
+        <w:t xml:space="preserve">My own materials: the</w:t>
       </w:r>
       <w:r>
         <w:t xml:space="preserve"> </w:t>
@@ -1662,16 +1662,7 @@
         <w:t xml:space="preserve"> </w:t>
       </w:r>
       <w:r>
-        <w:t xml:space="preserve">day in his FNES 563 draft unit calendar (</w:t>
-      </w:r>
-      <w:r>
-        <w:rPr>
-          <w:rStyle w:val="VerbatimChar"/>
-        </w:rPr>
-        <w:t xml:space="preserve">FNES 563/06 Drafts/DRAFT - Group Work - Nutrition and Wellness Unit (Map, Outline, Calendar) - v1.md</w:t>
-      </w:r>
-      <w:r>
-        <w:t xml:space="preserve">) and the family-of-four framing from his Feed a Family run of show.</w:t>
+        <w:t xml:space="preserve">day in my draft unit calendar and the family-of-four framing from my Feed a Family run of show.</w:t>
       </w:r>
     </w:p>
     <w:p>
@@ -1748,21 +1739,6 @@
       </w:pPr>
       <w:r>
         <w:t xml:space="preserve">Keep the family cards. The same three families come back in Lesson 1.18 as the project scenario, so students walk into the project already knowing the families.</w:t>
-      </w:r>
-    </w:p>
-    <w:p>
-      <w:pPr>
-        <w:numPr>
-          <w:ilvl w:val="0"/>
-          <w:numId w:val="1008"/>
-        </w:numPr>
-        <w:pStyle w:val="Compact"/>
-      </w:pPr>
-      <w:r>
-        <w:rPr>
-          <w:rStyle w:val="TeacherNote"/>
-        </w:rPr>
-        <w:t xml:space="preserve">[Sal: if your students have real food rules in the room (halal, kosher, vegetarian, allergies), let them say so only if they want to. Never call on a student to explain their own rule.]</w:t>
       </w:r>
     </w:p>
     <w:sectPr>
